--- a/template.docx
+++ b/template.docx
@@ -87,9 +87,13 @@
         <w:gridCol w:w="828"/>
       </w:tblGrid>
       <w:tr>
+        <w:trPr>
+          <w:trHeight w:val="1050"/>
+        </w:trPr>
         <w:tc>
           <w:tcPr>
             <w:tcW w:w="8330" w:type="dxa"/>
+            <w:vAlign w:val="center"/>
           </w:tcPr>
           <w:p>
             <w:pPr>
@@ -114,6 +118,7 @@
         <w:tc>
           <w:tcPr>
             <w:tcW w:w="709" w:type="dxa"/>
+            <w:vAlign w:val="center"/>
           </w:tcPr>
           <w:p>
             <w:r>
@@ -576,6 +581,7 @@
               <w:top w:val="single" w:sz="6" w:space="0" w:color="auto"/>
               <w:bottom w:val="single" w:sz="6" w:space="0" w:color="auto"/>
             </w:tcBorders>
+            <w:vAlign w:val="bottom"/>
           </w:tcPr>
           <w:p>
             <w:r>
@@ -594,6 +600,7 @@
               <w:top w:val="single" w:sz="6" w:space="0" w:color="auto"/>
               <w:bottom w:val="single" w:sz="6" w:space="0" w:color="auto"/>
             </w:tcBorders>
+            <w:vAlign w:val="bottom"/>
           </w:tcPr>
           <w:p>
             <w:pPr>
@@ -617,6 +624,7 @@
               <w:top w:val="single" w:sz="6" w:space="0" w:color="auto"/>
               <w:bottom w:val="single" w:sz="6" w:space="0" w:color="auto"/>
             </w:tcBorders>
+            <w:vAlign w:val="bottom"/>
           </w:tcPr>
           <w:p>
             <w:r>
@@ -848,11 +856,12 @@
         </w:trPr>
         <w:tc>
           <w:tcPr>
-            <w:tcW w:w="2371" w:type="dxa"/>
+            <w:tcW w:w="2937" w:type="dxa"/>
             <w:tcBorders>
               <w:top w:val="single" w:sz="12" w:space="0" w:color="auto"/>
               <w:bottom w:val="single" w:sz="6" w:space="0" w:color="auto"/>
             </w:tcBorders>
+            <w:vAlign w:val="center"/>
           </w:tcPr>
           <w:p>
             <w:pPr>
@@ -887,6 +896,7 @@
               <w:top w:val="single" w:sz="12" w:space="0" w:color="auto"/>
               <w:bottom w:val="single" w:sz="6" w:space="0" w:color="auto"/>
             </w:tcBorders>
+            <w:vAlign w:val="center"/>
           </w:tcPr>
           <w:p>
             <w:pPr>
@@ -922,6 +932,7 @@
               <w:top w:val="single" w:sz="12" w:space="0" w:color="auto"/>
               <w:bottom w:val="single" w:sz="6" w:space="0" w:color="auto"/>
             </w:tcBorders>
+            <w:vAlign w:val="center"/>
           </w:tcPr>
           <w:p>
             <w:pPr>
@@ -956,6 +967,7 @@
               <w:top w:val="single" w:sz="12" w:space="0" w:color="auto"/>
               <w:bottom w:val="single" w:sz="6" w:space="0" w:color="auto"/>
             </w:tcBorders>
+            <w:vAlign w:val="center"/>
           </w:tcPr>
           <w:p>
             <w:pPr>
@@ -993,16 +1005,19 @@
         </w:tblPrEx>
         <w:tc>
           <w:tcPr>
-            <w:tcW w:w="2371" w:type="dxa"/>
+            <w:tcW w:w="2937" w:type="dxa"/>
             <w:tcBorders>
               <w:top w:val="nil"/>
               <w:left w:val="single" w:sz="12" w:space="0" w:color="auto"/>
               <w:bottom w:val="nil"/>
               <w:right w:val="nil"/>
             </w:tcBorders>
-            <w:vAlign w:val="bottom"/>
-          </w:tcPr>
-          <w:p>
+            <w:vAlign w:val="center"/>
+          </w:tcPr>
+          <w:p>
+            <w:pPr>
+              <w:ind w:left="113"/>
+            </w:pPr>
             <w:r>
               <w:t>{%tr for file in arquivos %}</w:t>
             </w:r>
@@ -1016,7 +1031,7 @@
               <w:left w:val="single" w:sz="6" w:space="0" w:color="auto"/>
               <w:bottom w:val="nil"/>
             </w:tcBorders>
-            <w:vAlign w:val="bottom"/>
+            <w:vAlign w:val="center"/>
           </w:tcPr>
           <w:p/>
         </w:tc>
@@ -1028,7 +1043,7 @@
               <w:left w:val="single" w:sz="6" w:space="0" w:color="auto"/>
               <w:bottom w:val="nil"/>
             </w:tcBorders>
-            <w:vAlign w:val="bottom"/>
+            <w:vAlign w:val="center"/>
           </w:tcPr>
           <w:p/>
         </w:tc>
@@ -1041,7 +1056,7 @@
               <w:bottom w:val="nil"/>
               <w:right w:val="single" w:sz="12" w:space="0" w:color="auto"/>
             </w:tcBorders>
-            <w:vAlign w:val="bottom"/>
+            <w:vAlign w:val="center"/>
           </w:tcPr>
           <w:p/>
         </w:tc>
@@ -1055,16 +1070,19 @@
         </w:tblPrEx>
         <w:tc>
           <w:tcPr>
-            <w:tcW w:w="2371" w:type="dxa"/>
+            <w:tcW w:w="2937" w:type="dxa"/>
             <w:tcBorders>
               <w:top w:val="nil"/>
               <w:left w:val="single" w:sz="12" w:space="0" w:color="auto"/>
               <w:bottom w:val="nil"/>
               <w:right w:val="nil"/>
             </w:tcBorders>
-            <w:vAlign w:val="bottom"/>
-          </w:tcPr>
-          <w:p>
+            <w:vAlign w:val="center"/>
+          </w:tcPr>
+          <w:p>
+            <w:pPr>
+              <w:ind w:left="113"/>
+            </w:pPr>
             <w:r>
               <w:rPr>
                 <w:rFonts w:ascii="Tahoma" w:hAnsi="Tahoma"/>
@@ -1082,7 +1100,7 @@
               <w:left w:val="single" w:sz="6" w:space="0" w:color="auto"/>
               <w:bottom w:val="nil"/>
             </w:tcBorders>
-            <w:vAlign w:val="bottom"/>
+            <w:vAlign w:val="center"/>
           </w:tcPr>
           <w:p>
             <w:r>
@@ -1102,7 +1120,7 @@
               <w:left w:val="single" w:sz="6" w:space="0" w:color="auto"/>
               <w:bottom w:val="nil"/>
             </w:tcBorders>
-            <w:vAlign w:val="bottom"/>
+            <w:vAlign w:val="center"/>
           </w:tcPr>
           <w:p>
             <w:r>
@@ -1123,7 +1141,7 @@
               <w:bottom w:val="nil"/>
               <w:right w:val="single" w:sz="12" w:space="0" w:color="auto"/>
             </w:tcBorders>
-            <w:vAlign w:val="bottom"/>
+            <w:vAlign w:val="center"/>
           </w:tcPr>
           <w:p>
             <w:r>
@@ -1146,16 +1164,19 @@
         </w:tblPrEx>
         <w:tc>
           <w:tcPr>
-            <w:tcW w:w="2371" w:type="dxa"/>
+            <w:tcW w:w="2937" w:type="dxa"/>
             <w:tcBorders>
               <w:top w:val="nil"/>
               <w:left w:val="single" w:sz="12" w:space="0" w:color="auto"/>
               <w:bottom w:val="nil"/>
               <w:right w:val="nil"/>
             </w:tcBorders>
-            <w:vAlign w:val="bottom"/>
-          </w:tcPr>
-          <w:p>
+            <w:vAlign w:val="center"/>
+          </w:tcPr>
+          <w:p>
+            <w:pPr>
+              <w:ind w:left="113"/>
+            </w:pPr>
             <w:r>
               <w:t>{%tr endfor %}</w:t>
             </w:r>
@@ -1169,7 +1190,7 @@
               <w:left w:val="single" w:sz="6" w:space="0" w:color="auto"/>
               <w:bottom w:val="nil"/>
             </w:tcBorders>
-            <w:vAlign w:val="bottom"/>
+            <w:vAlign w:val="center"/>
           </w:tcPr>
           <w:p/>
         </w:tc>
@@ -1181,7 +1202,7 @@
               <w:left w:val="single" w:sz="6" w:space="0" w:color="auto"/>
               <w:bottom w:val="nil"/>
             </w:tcBorders>
-            <w:vAlign w:val="bottom"/>
+            <w:vAlign w:val="center"/>
           </w:tcPr>
           <w:p/>
         </w:tc>
@@ -1194,7 +1215,7 @@
               <w:bottom w:val="nil"/>
               <w:right w:val="single" w:sz="12" w:space="0" w:color="auto"/>
             </w:tcBorders>
-            <w:vAlign w:val="bottom"/>
+            <w:vAlign w:val="center"/>
           </w:tcPr>
           <w:p/>
         </w:tc>

--- a/template.docx
+++ b/template.docx
@@ -1017,6 +1017,7 @@
           <w:p>
             <w:pPr>
               <w:ind w:left="113"/>
+              <w:jc w:val="center"/>
             </w:pPr>
             <w:r>
               <w:t>{%tr for file in arquivos %}</w:t>
@@ -1033,7 +1034,11 @@
             </w:tcBorders>
             <w:vAlign w:val="center"/>
           </w:tcPr>
-          <w:p/>
+          <w:p>
+            <w:pPr>
+              <w:jc w:val="center"/>
+            </w:pPr>
+          </w:p>
         </w:tc>
         <w:tc>
           <w:tcPr>
@@ -1045,7 +1050,11 @@
             </w:tcBorders>
             <w:vAlign w:val="center"/>
           </w:tcPr>
-          <w:p/>
+          <w:p>
+            <w:pPr>
+              <w:jc w:val="center"/>
+            </w:pPr>
+          </w:p>
         </w:tc>
         <w:tc>
           <w:tcPr>
@@ -1058,7 +1067,11 @@
             </w:tcBorders>
             <w:vAlign w:val="center"/>
           </w:tcPr>
-          <w:p/>
+          <w:p>
+            <w:pPr>
+              <w:jc w:val="center"/>
+            </w:pPr>
+          </w:p>
         </w:tc>
       </w:tr>
       <w:tr>
@@ -1082,6 +1095,7 @@
           <w:p>
             <w:pPr>
               <w:ind w:left="113"/>
+              <w:jc w:val="center"/>
             </w:pPr>
             <w:r>
               <w:rPr>
@@ -1103,6 +1117,9 @@
             <w:vAlign w:val="center"/>
           </w:tcPr>
           <w:p>
+            <w:pPr>
+              <w:jc w:val="center"/>
+            </w:pPr>
             <w:r>
               <w:rPr>
                 <w:rFonts w:ascii="Tahoma" w:hAnsi="Tahoma"/>
@@ -1123,6 +1140,9 @@
             <w:vAlign w:val="center"/>
           </w:tcPr>
           <w:p>
+            <w:pPr>
+              <w:jc w:val="center"/>
+            </w:pPr>
             <w:r>
               <w:rPr>
                 <w:rFonts w:ascii="Tahoma" w:hAnsi="Tahoma"/>
@@ -1144,6 +1164,9 @@
             <w:vAlign w:val="center"/>
           </w:tcPr>
           <w:p>
+            <w:pPr>
+              <w:jc w:val="center"/>
+            </w:pPr>
             <w:r>
               <w:rPr>
                 <w:rFonts w:ascii="Tahoma" w:hAnsi="Tahoma"/>
@@ -1176,6 +1199,7 @@
           <w:p>
             <w:pPr>
               <w:ind w:left="113"/>
+              <w:jc w:val="center"/>
             </w:pPr>
             <w:r>
               <w:t>{%tr endfor %}</w:t>
@@ -1192,7 +1216,11 @@
             </w:tcBorders>
             <w:vAlign w:val="center"/>
           </w:tcPr>
-          <w:p/>
+          <w:p>
+            <w:pPr>
+              <w:jc w:val="center"/>
+            </w:pPr>
+          </w:p>
         </w:tc>
         <w:tc>
           <w:tcPr>
@@ -1204,7 +1232,11 @@
             </w:tcBorders>
             <w:vAlign w:val="center"/>
           </w:tcPr>
-          <w:p/>
+          <w:p>
+            <w:pPr>
+              <w:jc w:val="center"/>
+            </w:pPr>
+          </w:p>
         </w:tc>
         <w:tc>
           <w:tcPr>
@@ -1217,7 +1249,11 @@
             </w:tcBorders>
             <w:vAlign w:val="center"/>
           </w:tcPr>
-          <w:p/>
+          <w:p>
+            <w:pPr>
+              <w:jc w:val="center"/>
+            </w:pPr>
+          </w:p>
         </w:tc>
       </w:tr>
     </w:tbl>

--- a/template.docx
+++ b/template.docx
@@ -79,7 +79,8 @@
     </w:p>
     <w:tbl>
       <w:tblPr>
-        <w:tblW w:w="0" w:type="auto"/>
+        <w:tblW w:w="5000" w:type="pct"/>
+        <w:tblLayout w:type="autofit"/>
         <w:tblLook w:val="01E0" w:firstRow="1" w:lastRow="1" w:firstColumn="1" w:lastColumn="1" w:noHBand="0" w:noVBand="0"/>
       </w:tblPr>
       <w:tblGrid>
@@ -153,9 +154,9 @@
     </w:p>
     <w:tbl>
       <w:tblPr>
-        <w:tblW w:w="4921" w:type="pct"/>
+        <w:tblW w:w="5000" w:type="pct"/>
         <w:tblInd w:w="1" w:type="dxa"/>
-        <w:tblLayout w:type="fixed"/>
+        <w:tblLayout w:type="autofit"/>
         <w:tblCellMar>
           <w:left w:w="1" w:type="dxa"/>
           <w:right w:w="1" w:type="dxa"/>
@@ -281,9 +282,9 @@
     </w:p>
     <w:tbl>
       <w:tblPr>
-        <w:tblW w:w="4921" w:type="pct"/>
+        <w:tblW w:w="5000" w:type="pct"/>
         <w:tblInd w:w="1" w:type="dxa"/>
-        <w:tblLayout w:type="fixed"/>
+        <w:tblLayout w:type="autofit"/>
         <w:tblCellMar>
           <w:left w:w="1" w:type="dxa"/>
           <w:right w:w="1" w:type="dxa"/>
@@ -410,9 +411,9 @@
     </w:p>
     <w:tbl>
       <w:tblPr>
-        <w:tblW w:w="4918" w:type="pct"/>
+        <w:tblW w:w="5000" w:type="pct"/>
         <w:tblInd w:w="7" w:type="dxa"/>
-        <w:tblLayout w:type="fixed"/>
+        <w:tblLayout w:type="autofit"/>
         <w:tblCellMar>
           <w:left w:w="1" w:type="dxa"/>
           <w:right w:w="1" w:type="dxa"/>
@@ -706,9 +707,9 @@
     </w:p>
     <w:tbl>
       <w:tblPr>
-        <w:tblW w:w="4918" w:type="pct"/>
+        <w:tblW w:w="5000" w:type="pct"/>
         <w:tblInd w:w="7" w:type="dxa"/>
-        <w:tblLayout w:type="fixed"/>
+        <w:tblLayout w:type="autofit"/>
         <w:tblCellMar>
           <w:left w:w="1" w:type="dxa"/>
           <w:right w:w="1" w:type="dxa"/>
@@ -828,7 +829,7 @@
     </w:p>
     <w:tbl>
       <w:tblPr>
-        <w:tblW w:w="4860" w:type="pct"/>
+        <w:tblW w:w="5000" w:type="pct"/>
         <w:tblInd w:w="24" w:type="dxa"/>
         <w:tblBorders>
           <w:top w:val="single" w:sz="12" w:space="0" w:color="auto"/>
@@ -837,7 +838,7 @@
           <w:right w:val="single" w:sz="12" w:space="0" w:color="auto"/>
           <w:insideV w:val="single" w:sz="6" w:space="0" w:color="auto"/>
         </w:tblBorders>
-        <w:tblLayout w:type="fixed"/>
+        <w:tblLayout w:type="autofit"/>
         <w:tblCellMar>
           <w:left w:w="21" w:type="dxa"/>
           <w:right w:w="21" w:type="dxa"/>

--- a/template.docx
+++ b/template.docx
@@ -112,7 +112,7 @@
                 <w:b/>
                 <w:sz w:val="32"/>
               </w:rPr>
-              <w:t>REGISTRO DE ENVIO DE PROJETOS                 REP-</w:t>
+              <w:t>REGISTRO DE ENVIO DE PROJETOS</w:t>
             </w:r>
           </w:p>
         </w:tc>
@@ -128,7 +128,7 @@
                 <w:b/>
                 <w:sz w:val="32"/>
               </w:rPr>
-              <w:t>{{ numero_rep }}</w:t>
+              <w:t>REP- {{ numero_rep }}</w:t>
             </w:r>
           </w:p>
         </w:tc>

--- a/template.docx
+++ b/template.docx
@@ -80,7 +80,7 @@
     <w:tbl>
       <w:tblPr>
         <w:tblW w:w="5000" w:type="pct"/>
-        <w:tblLayout w:type="autofit"/>
+        <w:tblLayout w:type="fixed"/>
         <w:tblLook w:val="01E0" w:firstRow="1" w:lastRow="1" w:firstColumn="1" w:lastColumn="1" w:noHBand="0" w:noVBand="0"/>
       </w:tblPr>
       <w:tblGrid>
@@ -93,7 +93,7 @@
         </w:trPr>
         <w:tc>
           <w:tcPr>
-            <w:tcW w:w="8330" w:type="dxa"/>
+            <w:tcW w:w="7370" w:type="dxa"/>
             <w:vAlign w:val="center"/>
           </w:tcPr>
           <w:p>
@@ -118,10 +118,13 @@
         </w:tc>
         <w:tc>
           <w:tcPr>
-            <w:tcW w:w="709" w:type="dxa"/>
+            <w:tcW w:w="2268" w:type="dxa"/>
             <w:vAlign w:val="center"/>
           </w:tcPr>
           <w:p>
+            <w:pPr>
+              <w:jc w:val="right"/>
+            </w:pPr>
             <w:r>
               <w:rPr>
                 <w:rFonts w:ascii="Tahoma" w:hAnsi="Tahoma"/>
@@ -838,7 +841,7 @@
           <w:right w:val="single" w:sz="12" w:space="0" w:color="auto"/>
           <w:insideV w:val="single" w:sz="6" w:space="0" w:color="auto"/>
         </w:tblBorders>
-        <w:tblLayout w:type="autofit"/>
+        <w:tblLayout w:type="fixed"/>
         <w:tblCellMar>
           <w:left w:w="21" w:type="dxa"/>
           <w:right w:w="21" w:type="dxa"/>
@@ -857,7 +860,7 @@
         </w:trPr>
         <w:tc>
           <w:tcPr>
-            <w:tcW w:w="2937" w:type="dxa"/>
+            <w:tcW w:w="3118" w:type="dxa"/>
             <w:tcBorders>
               <w:top w:val="single" w:sz="12" w:space="0" w:color="auto"/>
               <w:bottom w:val="single" w:sz="6" w:space="0" w:color="auto"/>
@@ -892,7 +895,7 @@
         </w:tc>
         <w:tc>
           <w:tcPr>
-            <w:tcW w:w="709" w:type="dxa"/>
+            <w:tcW w:w="850" w:type="dxa"/>
             <w:tcBorders>
               <w:top w:val="single" w:sz="12" w:space="0" w:color="auto"/>
               <w:bottom w:val="single" w:sz="6" w:space="0" w:color="auto"/>
@@ -928,7 +931,7 @@
         </w:tc>
         <w:tc>
           <w:tcPr>
-            <w:tcW w:w="9921" w:type="dxa"/>
+            <w:tcW w:w="4535" w:type="dxa"/>
             <w:tcBorders>
               <w:top w:val="single" w:sz="12" w:space="0" w:color="auto"/>
               <w:bottom w:val="single" w:sz="6" w:space="0" w:color="auto"/>
@@ -1006,7 +1009,7 @@
         </w:tblPrEx>
         <w:tc>
           <w:tcPr>
-            <w:tcW w:w="2937" w:type="dxa"/>
+            <w:tcW w:w="3118" w:type="dxa"/>
             <w:tcBorders>
               <w:top w:val="nil"/>
               <w:left w:val="single" w:sz="12" w:space="0" w:color="auto"/>
@@ -1018,7 +1021,7 @@
           <w:p>
             <w:pPr>
               <w:ind w:left="113"/>
-              <w:jc w:val="center"/>
+              <w:jc w:val="left"/>
             </w:pPr>
             <w:r>
               <w:t>{%tr for file in arquivos %}</w:t>
@@ -1027,7 +1030,7 @@
         </w:tc>
         <w:tc>
           <w:tcPr>
-            <w:tcW w:w="709" w:type="dxa"/>
+            <w:tcW w:w="850" w:type="dxa"/>
             <w:tcBorders>
               <w:top w:val="nil"/>
               <w:left w:val="single" w:sz="6" w:space="0" w:color="auto"/>
@@ -1043,7 +1046,7 @@
         </w:tc>
         <w:tc>
           <w:tcPr>
-            <w:tcW w:w="9921" w:type="dxa"/>
+            <w:tcW w:w="4535" w:type="dxa"/>
             <w:tcBorders>
               <w:top w:val="nil"/>
               <w:left w:val="single" w:sz="6" w:space="0" w:color="auto"/>
@@ -1084,7 +1087,7 @@
         </w:tblPrEx>
         <w:tc>
           <w:tcPr>
-            <w:tcW w:w="2937" w:type="dxa"/>
+            <w:tcW w:w="3118" w:type="dxa"/>
             <w:tcBorders>
               <w:top w:val="nil"/>
               <w:left w:val="single" w:sz="12" w:space="0" w:color="auto"/>
@@ -1096,7 +1099,7 @@
           <w:p>
             <w:pPr>
               <w:ind w:left="113"/>
-              <w:jc w:val="center"/>
+              <w:jc w:val="left"/>
             </w:pPr>
             <w:r>
               <w:rPr>
@@ -1109,7 +1112,7 @@
         </w:tc>
         <w:tc>
           <w:tcPr>
-            <w:tcW w:w="709" w:type="dxa"/>
+            <w:tcW w:w="850" w:type="dxa"/>
             <w:tcBorders>
               <w:top w:val="nil"/>
               <w:left w:val="single" w:sz="6" w:space="0" w:color="auto"/>
@@ -1132,7 +1135,7 @@
         </w:tc>
         <w:tc>
           <w:tcPr>
-            <w:tcW w:w="9921" w:type="dxa"/>
+            <w:tcW w:w="4535" w:type="dxa"/>
             <w:tcBorders>
               <w:top w:val="nil"/>
               <w:left w:val="single" w:sz="6" w:space="0" w:color="auto"/>
@@ -1188,7 +1191,7 @@
         </w:tblPrEx>
         <w:tc>
           <w:tcPr>
-            <w:tcW w:w="2937" w:type="dxa"/>
+            <w:tcW w:w="3118" w:type="dxa"/>
             <w:tcBorders>
               <w:top w:val="nil"/>
               <w:left w:val="single" w:sz="12" w:space="0" w:color="auto"/>
@@ -1200,7 +1203,7 @@
           <w:p>
             <w:pPr>
               <w:ind w:left="113"/>
-              <w:jc w:val="center"/>
+              <w:jc w:val="left"/>
             </w:pPr>
             <w:r>
               <w:t>{%tr endfor %}</w:t>
@@ -1209,7 +1212,7 @@
         </w:tc>
         <w:tc>
           <w:tcPr>
-            <w:tcW w:w="709" w:type="dxa"/>
+            <w:tcW w:w="850" w:type="dxa"/>
             <w:tcBorders>
               <w:top w:val="nil"/>
               <w:left w:val="single" w:sz="6" w:space="0" w:color="auto"/>
@@ -1225,7 +1228,7 @@
         </w:tc>
         <w:tc>
           <w:tcPr>
-            <w:tcW w:w="9921" w:type="dxa"/>
+            <w:tcW w:w="4535" w:type="dxa"/>
             <w:tcBorders>
               <w:top w:val="nil"/>
               <w:left w:val="single" w:sz="6" w:space="0" w:color="auto"/>

--- a/template.docx
+++ b/template.docx
@@ -836,10 +836,7 @@
         <w:tblInd w:w="24" w:type="dxa"/>
         <w:tblBorders>
           <w:top w:val="single" w:sz="12" w:space="0" w:color="auto"/>
-          <w:left w:val="single" w:sz="12" w:space="0" w:color="auto"/>
-          <w:bottom w:val="single" w:sz="6" w:space="0" w:color="auto"/>
-          <w:right w:val="single" w:sz="12" w:space="0" w:color="auto"/>
-          <w:insideV w:val="single" w:sz="6" w:space="0" w:color="auto"/>
+          <w:bottom w:val="single" w:sz="12" w:space="0" w:color="auto"/>
         </w:tblBorders>
         <w:tblLayout w:type="fixed"/>
         <w:tblCellMar>

--- a/template.docx
+++ b/template.docx
@@ -79,22 +79,26 @@
     </w:p>
     <w:tbl>
       <w:tblPr>
-        <w:tblW w:w="5000" w:type="pct"/>
-        <w:tblLayout w:type="fixed"/>
+        <w:tblW w:w="14573" w:type="dxa"/>
         <w:tblLook w:val="01E0" w:firstRow="1" w:lastRow="1" w:firstColumn="1" w:lastColumn="1" w:noHBand="0" w:noVBand="0"/>
       </w:tblPr>
       <w:tblGrid>
-        <w:gridCol w:w="8330"/>
-        <w:gridCol w:w="828"/>
+        <w:gridCol w:w="1620"/>
+        <w:gridCol w:w="4394"/>
+        <w:gridCol w:w="1157"/>
+        <w:gridCol w:w="1159"/>
+        <w:gridCol w:w="2191"/>
+        <w:gridCol w:w="4052"/>
       </w:tblGrid>
       <w:tr>
         <w:trPr>
-          <w:trHeight w:val="1050"/>
+          <w:gridAfter w:val="1"/>
+          <w:wAfter w:w="4052" w:type="dxa"/>
         </w:trPr>
         <w:tc>
           <w:tcPr>
-            <w:tcW w:w="7370" w:type="dxa"/>
-            <w:vAlign w:val="center"/>
+            <w:tcW w:w="8330" w:type="dxa"/>
+            <w:gridSpan w:val="4"/>
           </w:tcPr>
           <w:p>
             <w:pPr>
@@ -112,73 +116,77 @@
                 <w:b/>
                 <w:sz w:val="32"/>
               </w:rPr>
-              <w:t>REGISTRO DE ENVIO DE PROJETOS</w:t>
-            </w:r>
-          </w:p>
-        </w:tc>
-        <w:tc>
-          <w:tcPr>
-            <w:tcW w:w="2268" w:type="dxa"/>
-            <w:vAlign w:val="center"/>
-          </w:tcPr>
-          <w:p>
-            <w:pPr>
-              <w:jc w:val="right"/>
-            </w:pPr>
-            <w:r>
-              <w:rPr>
-                <w:rFonts w:ascii="Tahoma" w:hAnsi="Tahoma"/>
+              <w:t>REGISTRO DE ENVIO DE PROJETOS                 REP-</w:t>
+            </w:r>
+          </w:p>
+        </w:tc>
+        <w:tc>
+          <w:tcPr>
+            <w:tcW w:w="2191" w:type="dxa"/>
+          </w:tcPr>
+          <w:p>
+            <w:pPr>
+              <w:suppressAutoHyphens/>
+              <w:spacing w:before="104" w:after="55"/>
+              <w:rPr>
+                <w:rFonts w:ascii="Tahoma" w:hAnsi="Tahoma" w:cs="Tahoma"/>
                 <w:b/>
                 <w:sz w:val="32"/>
               </w:rPr>
-              <w:t>REP- {{ numero_rep }}</w:t>
+            </w:pPr>
+            <w:proofErr w:type="gramStart"/>
+            <w:r>
+              <w:rPr>
+                <w:rFonts w:ascii="Tahoma" w:hAnsi="Tahoma"/>
+                <w:b/>
+                <w:sz w:val="32"/>
+              </w:rPr>
+              <w:t xml:space="preserve">{{ </w:t>
+            </w:r>
+            <w:proofErr w:type="spellStart"/>
+            <w:r>
+              <w:rPr>
+                <w:rFonts w:ascii="Tahoma" w:hAnsi="Tahoma"/>
+                <w:b/>
+                <w:sz w:val="32"/>
+              </w:rPr>
+              <w:t>numero</w:t>
+            </w:r>
+            <w:proofErr w:type="gramEnd"/>
+            <w:r>
+              <w:rPr>
+                <w:rFonts w:ascii="Tahoma" w:hAnsi="Tahoma"/>
+                <w:b/>
+                <w:sz w:val="32"/>
+              </w:rPr>
+              <w:t>_rep</w:t>
+            </w:r>
+            <w:proofErr w:type="spellEnd"/>
+            <w:r>
+              <w:rPr>
+                <w:rFonts w:ascii="Tahoma" w:hAnsi="Tahoma"/>
+                <w:b/>
+                <w:sz w:val="32"/>
+              </w:rPr>
+              <w:t xml:space="preserve"> }}</w:t>
             </w:r>
           </w:p>
         </w:tc>
       </w:tr>
-    </w:tbl>
-    <w:p>
-      <w:pPr>
-        <w:tabs>
-          <w:tab w:val="left" w:pos="1531"/>
-          <w:tab w:val="left" w:pos="5041"/>
-          <w:tab w:val="left" w:pos="5288"/>
-          <w:tab w:val="left" w:pos="6348"/>
-          <w:tab w:val="left" w:pos="10080"/>
-        </w:tabs>
-        <w:suppressAutoHyphens/>
-        <w:spacing w:before="104" w:after="55"/>
-        <w:rPr>
-          <w:rFonts w:ascii="Tahoma" w:hAnsi="Tahoma" w:cs="Tahoma"/>
-          <w:b/>
-          <w:sz w:val="32"/>
-        </w:rPr>
-      </w:pPr>
-    </w:p>
-    <w:tbl>
-      <w:tblPr>
-        <w:tblW w:w="5000" w:type="pct"/>
-        <w:tblInd w:w="1" w:type="dxa"/>
-        <w:tblLayout w:type="autofit"/>
-        <w:tblCellMar>
-          <w:left w:w="1" w:type="dxa"/>
-          <w:right w:w="1" w:type="dxa"/>
-        </w:tblCellMar>
-        <w:tblLook w:val="0000" w:firstRow="0" w:lastRow="0" w:firstColumn="0" w:lastColumn="0" w:noHBand="0" w:noVBand="0"/>
-      </w:tblPr>
-      <w:tblGrid>
-        <w:gridCol w:w="1594"/>
-        <w:gridCol w:w="4325"/>
-        <w:gridCol w:w="1139"/>
-        <w:gridCol w:w="7284"/>
-      </w:tblGrid>
       <w:tr>
+        <w:tblPrEx>
+          <w:tblCellMar>
+            <w:left w:w="1" w:type="dxa"/>
+            <w:right w:w="1" w:type="dxa"/>
+          </w:tblCellMar>
+          <w:tblLook w:val="0000" w:firstRow="0" w:lastRow="0" w:firstColumn="0" w:lastColumn="0" w:noHBand="0" w:noVBand="0"/>
+        </w:tblPrEx>
         <w:trPr>
           <w:trHeight w:hRule="exact" w:val="400"/>
         </w:trPr>
         <w:tc>
           <w:tcPr>
-            <w:tcW w:w="993" w:type="dxa"/>
+            <w:tcW w:w="1620" w:type="dxa"/>
           </w:tcPr>
           <w:p>
             <w:pPr>
@@ -207,22 +215,51 @@
         </w:tc>
         <w:tc>
           <w:tcPr>
-            <w:tcW w:w="2693" w:type="dxa"/>
-          </w:tcPr>
-          <w:p>
-            <w:r>
-              <w:rPr>
-                <w:rFonts w:ascii="Tahoma" w:hAnsi="Tahoma"/>
-                <w:b/>
-                <w:sz w:val="20"/>
-              </w:rPr>
-              <w:t>{{ data_atual }}</w:t>
-            </w:r>
-          </w:p>
-        </w:tc>
-        <w:tc>
-          <w:tcPr>
-            <w:tcW w:w="709" w:type="dxa"/>
+            <w:tcW w:w="4394" w:type="dxa"/>
+            <w:vAlign w:val="center"/>
+          </w:tcPr>
+          <w:p>
+            <w:proofErr w:type="gramStart"/>
+            <w:r>
+              <w:rPr>
+                <w:rFonts w:ascii="Tahoma" w:hAnsi="Tahoma"/>
+                <w:b/>
+                <w:sz w:val="20"/>
+              </w:rPr>
+              <w:t xml:space="preserve">{{ </w:t>
+            </w:r>
+            <w:proofErr w:type="spellStart"/>
+            <w:r>
+              <w:rPr>
+                <w:rFonts w:ascii="Tahoma" w:hAnsi="Tahoma"/>
+                <w:b/>
+                <w:sz w:val="20"/>
+              </w:rPr>
+              <w:t>data</w:t>
+            </w:r>
+            <w:proofErr w:type="gramEnd"/>
+            <w:r>
+              <w:rPr>
+                <w:rFonts w:ascii="Tahoma" w:hAnsi="Tahoma"/>
+                <w:b/>
+                <w:sz w:val="20"/>
+              </w:rPr>
+              <w:t>_atual</w:t>
+            </w:r>
+            <w:proofErr w:type="spellEnd"/>
+            <w:r>
+              <w:rPr>
+                <w:rFonts w:ascii="Tahoma" w:hAnsi="Tahoma"/>
+                <w:b/>
+                <w:sz w:val="20"/>
+              </w:rPr>
+              <w:t xml:space="preserve"> }}</w:t>
+            </w:r>
+          </w:p>
+        </w:tc>
+        <w:tc>
+          <w:tcPr>
+            <w:tcW w:w="1157" w:type="dxa"/>
           </w:tcPr>
           <w:p>
             <w:pPr>
@@ -251,16 +288,28 @@
         </w:tc>
         <w:tc>
           <w:tcPr>
-            <w:tcW w:w="4536" w:type="dxa"/>
-          </w:tcPr>
-          <w:p>
-            <w:r>
-              <w:rPr>
-                <w:rFonts w:ascii="Tahoma" w:hAnsi="Tahoma"/>
-                <w:b/>
-                <w:sz w:val="20"/>
-              </w:rPr>
-              <w:t>{{ remetente }}</w:t>
+            <w:tcW w:w="7401" w:type="dxa"/>
+            <w:gridSpan w:val="3"/>
+            <w:vAlign w:val="center"/>
+          </w:tcPr>
+          <w:p>
+            <w:proofErr w:type="gramStart"/>
+            <w:r>
+              <w:rPr>
+                <w:rFonts w:ascii="Tahoma" w:hAnsi="Tahoma"/>
+                <w:b/>
+                <w:sz w:val="20"/>
+              </w:rPr>
+              <w:t>{{ remetente</w:t>
+            </w:r>
+            <w:proofErr w:type="gramEnd"/>
+            <w:r>
+              <w:rPr>
+                <w:rFonts w:ascii="Tahoma" w:hAnsi="Tahoma"/>
+                <w:b/>
+                <w:sz w:val="20"/>
+              </w:rPr>
+              <w:t xml:space="preserve"> }}</w:t>
             </w:r>
           </w:p>
         </w:tc>
@@ -287,7 +336,6 @@
       <w:tblPr>
         <w:tblW w:w="5000" w:type="pct"/>
         <w:tblInd w:w="1" w:type="dxa"/>
-        <w:tblLayout w:type="autofit"/>
         <w:tblCellMar>
           <w:left w:w="1" w:type="dxa"/>
           <w:right w:w="1" w:type="dxa"/>
@@ -295,10 +343,10 @@
         <w:tblLook w:val="0000" w:firstRow="0" w:lastRow="0" w:firstColumn="0" w:lastColumn="0" w:noHBand="0" w:noVBand="0"/>
       </w:tblPr>
       <w:tblGrid>
-        <w:gridCol w:w="1594"/>
-        <w:gridCol w:w="4325"/>
-        <w:gridCol w:w="1139"/>
-        <w:gridCol w:w="7284"/>
+        <w:gridCol w:w="1620"/>
+        <w:gridCol w:w="4394"/>
+        <w:gridCol w:w="1157"/>
+        <w:gridCol w:w="7401"/>
       </w:tblGrid>
       <w:tr>
         <w:trPr>
@@ -336,15 +384,26 @@
         <w:tc>
           <w:tcPr>
             <w:tcW w:w="2693" w:type="dxa"/>
-          </w:tcPr>
-          <w:p>
-            <w:r>
-              <w:rPr>
-                <w:rFonts w:ascii="Tahoma" w:hAnsi="Tahoma"/>
-                <w:b/>
-                <w:sz w:val="20"/>
-              </w:rPr>
-              <w:t>{{ cliente }}</w:t>
+            <w:vAlign w:val="center"/>
+          </w:tcPr>
+          <w:p>
+            <w:proofErr w:type="gramStart"/>
+            <w:r>
+              <w:rPr>
+                <w:rFonts w:ascii="Tahoma" w:hAnsi="Tahoma"/>
+                <w:b/>
+                <w:sz w:val="20"/>
+              </w:rPr>
+              <w:t>{{ cliente</w:t>
+            </w:r>
+            <w:proofErr w:type="gramEnd"/>
+            <w:r>
+              <w:rPr>
+                <w:rFonts w:ascii="Tahoma" w:hAnsi="Tahoma"/>
+                <w:b/>
+                <w:sz w:val="20"/>
+              </w:rPr>
+              <w:t xml:space="preserve"> }}</w:t>
             </w:r>
           </w:p>
         </w:tc>
@@ -380,15 +439,26 @@
         <w:tc>
           <w:tcPr>
             <w:tcW w:w="4536" w:type="dxa"/>
-          </w:tcPr>
-          <w:p>
-            <w:r>
-              <w:rPr>
-                <w:rFonts w:ascii="Tahoma" w:hAnsi="Tahoma"/>
-                <w:b/>
-                <w:sz w:val="20"/>
-              </w:rPr>
-              <w:t>{{ obra }}</w:t>
+            <w:vAlign w:val="center"/>
+          </w:tcPr>
+          <w:p>
+            <w:proofErr w:type="gramStart"/>
+            <w:r>
+              <w:rPr>
+                <w:rFonts w:ascii="Tahoma" w:hAnsi="Tahoma"/>
+                <w:b/>
+                <w:sz w:val="20"/>
+              </w:rPr>
+              <w:t>{{ obra</w:t>
+            </w:r>
+            <w:proofErr w:type="gramEnd"/>
+            <w:r>
+              <w:rPr>
+                <w:rFonts w:ascii="Tahoma" w:hAnsi="Tahoma"/>
+                <w:b/>
+                <w:sz w:val="20"/>
+              </w:rPr>
+              <w:t xml:space="preserve"> }}</w:t>
             </w:r>
           </w:p>
         </w:tc>
@@ -416,7 +486,6 @@
       <w:tblPr>
         <w:tblW w:w="5000" w:type="pct"/>
         <w:tblInd w:w="7" w:type="dxa"/>
-        <w:tblLayout w:type="autofit"/>
         <w:tblCellMar>
           <w:left w:w="1" w:type="dxa"/>
           <w:right w:w="1" w:type="dxa"/>
@@ -424,9 +493,9 @@
         <w:tblLook w:val="0000" w:firstRow="0" w:lastRow="0" w:firstColumn="0" w:lastColumn="0" w:noHBand="0" w:noVBand="0"/>
       </w:tblPr>
       <w:tblGrid>
-        <w:gridCol w:w="5681"/>
-        <w:gridCol w:w="228"/>
-        <w:gridCol w:w="8424"/>
+        <w:gridCol w:w="5776"/>
+        <w:gridCol w:w="232"/>
+        <w:gridCol w:w="8564"/>
       </w:tblGrid>
       <w:tr>
         <w:trPr>
@@ -439,6 +508,7 @@
               <w:top w:val="single" w:sz="12" w:space="0" w:color="auto"/>
               <w:bottom w:val="single" w:sz="6" w:space="0" w:color="auto"/>
             </w:tcBorders>
+            <w:vAlign w:val="bottom"/>
           </w:tcPr>
           <w:p>
             <w:pPr>
@@ -472,6 +542,7 @@
               <w:top w:val="single" w:sz="12" w:space="0" w:color="auto"/>
               <w:bottom w:val="single" w:sz="6" w:space="0" w:color="auto"/>
             </w:tcBorders>
+            <w:vAlign w:val="bottom"/>
           </w:tcPr>
           <w:p>
             <w:pPr>
@@ -495,6 +566,7 @@
               <w:top w:val="single" w:sz="12" w:space="0" w:color="auto"/>
               <w:bottom w:val="single" w:sz="6" w:space="0" w:color="auto"/>
             </w:tcBorders>
+            <w:vAlign w:val="bottom"/>
           </w:tcPr>
           <w:p>
             <w:pPr>
@@ -533,10 +605,35 @@
               <w:top w:val="single" w:sz="6" w:space="0" w:color="auto"/>
               <w:bottom w:val="single" w:sz="6" w:space="0" w:color="auto"/>
             </w:tcBorders>
-          </w:tcPr>
-          <w:p>
-            <w:r>
-              <w:t>{%tr for dest in destinatarios %}</w:t>
+            <w:vAlign w:val="bottom"/>
+          </w:tcPr>
+          <w:p>
+            <w:r>
+              <w:t>{%</w:t>
+            </w:r>
+            <w:proofErr w:type="spellStart"/>
+            <w:r>
+              <w:t>tr</w:t>
+            </w:r>
+            <w:proofErr w:type="spellEnd"/>
+            <w:r>
+              <w:t xml:space="preserve"> for </w:t>
+            </w:r>
+            <w:proofErr w:type="spellStart"/>
+            <w:r>
+              <w:t>dest</w:t>
+            </w:r>
+            <w:proofErr w:type="spellEnd"/>
+            <w:r>
+              <w:t xml:space="preserve"> in </w:t>
+            </w:r>
+            <w:proofErr w:type="spellStart"/>
+            <w:r>
+              <w:t>destinatarios</w:t>
+            </w:r>
+            <w:proofErr w:type="spellEnd"/>
+            <w:r>
+              <w:t xml:space="preserve"> %}</w:t>
             </w:r>
           </w:p>
         </w:tc>
@@ -547,6 +644,7 @@
               <w:top w:val="single" w:sz="6" w:space="0" w:color="auto"/>
               <w:bottom w:val="single" w:sz="6" w:space="0" w:color="auto"/>
             </w:tcBorders>
+            <w:vAlign w:val="bottom"/>
           </w:tcPr>
           <w:p>
             <w:pPr>
@@ -570,6 +668,7 @@
               <w:top w:val="single" w:sz="6" w:space="0" w:color="auto"/>
               <w:bottom w:val="single" w:sz="6" w:space="0" w:color="auto"/>
             </w:tcBorders>
+            <w:vAlign w:val="bottom"/>
           </w:tcPr>
           <w:p/>
         </w:tc>
@@ -588,12 +687,37 @@
             <w:vAlign w:val="bottom"/>
           </w:tcPr>
           <w:p>
-            <w:r>
-              <w:rPr>
-                <w:rFonts w:ascii="Tahoma" w:hAnsi="Tahoma"/>
-                <w:sz w:val="20"/>
-              </w:rPr>
-              <w:t>{{ dest.nome }}</w:t>
+            <w:proofErr w:type="gramStart"/>
+            <w:r>
+              <w:rPr>
+                <w:rFonts w:ascii="Tahoma" w:hAnsi="Tahoma"/>
+                <w:sz w:val="20"/>
+              </w:rPr>
+              <w:t xml:space="preserve">{{ </w:t>
+            </w:r>
+            <w:proofErr w:type="spellStart"/>
+            <w:r>
+              <w:rPr>
+                <w:rFonts w:ascii="Tahoma" w:hAnsi="Tahoma"/>
+                <w:sz w:val="20"/>
+              </w:rPr>
+              <w:t>dest</w:t>
+            </w:r>
+            <w:proofErr w:type="gramEnd"/>
+            <w:r>
+              <w:rPr>
+                <w:rFonts w:ascii="Tahoma" w:hAnsi="Tahoma"/>
+                <w:sz w:val="20"/>
+              </w:rPr>
+              <w:t>.nome</w:t>
+            </w:r>
+            <w:proofErr w:type="spellEnd"/>
+            <w:r>
+              <w:rPr>
+                <w:rFonts w:ascii="Tahoma" w:hAnsi="Tahoma"/>
+                <w:sz w:val="20"/>
+              </w:rPr>
+              <w:t xml:space="preserve"> }}</w:t>
             </w:r>
           </w:p>
         </w:tc>
@@ -631,12 +755,37 @@
             <w:vAlign w:val="bottom"/>
           </w:tcPr>
           <w:p>
-            <w:r>
-              <w:rPr>
-                <w:rFonts w:ascii="Tahoma" w:hAnsi="Tahoma"/>
-                <w:sz w:val="20"/>
-              </w:rPr>
-              <w:t>{{ dest.empresa }}</w:t>
+            <w:proofErr w:type="gramStart"/>
+            <w:r>
+              <w:rPr>
+                <w:rFonts w:ascii="Tahoma" w:hAnsi="Tahoma"/>
+                <w:sz w:val="20"/>
+              </w:rPr>
+              <w:t xml:space="preserve">{{ </w:t>
+            </w:r>
+            <w:proofErr w:type="spellStart"/>
+            <w:r>
+              <w:rPr>
+                <w:rFonts w:ascii="Tahoma" w:hAnsi="Tahoma"/>
+                <w:sz w:val="20"/>
+              </w:rPr>
+              <w:t>dest</w:t>
+            </w:r>
+            <w:proofErr w:type="gramEnd"/>
+            <w:r>
+              <w:rPr>
+                <w:rFonts w:ascii="Tahoma" w:hAnsi="Tahoma"/>
+                <w:sz w:val="20"/>
+              </w:rPr>
+              <w:t>.empresa</w:t>
+            </w:r>
+            <w:proofErr w:type="spellEnd"/>
+            <w:r>
+              <w:rPr>
+                <w:rFonts w:ascii="Tahoma" w:hAnsi="Tahoma"/>
+                <w:sz w:val="20"/>
+              </w:rPr>
+              <w:t xml:space="preserve"> }}</w:t>
             </w:r>
           </w:p>
         </w:tc>
@@ -652,10 +801,27 @@
               <w:top w:val="single" w:sz="6" w:space="0" w:color="auto"/>
               <w:bottom w:val="single" w:sz="6" w:space="0" w:color="auto"/>
             </w:tcBorders>
-          </w:tcPr>
-          <w:p>
-            <w:r>
-              <w:t>{%tr endfor %}</w:t>
+            <w:vAlign w:val="bottom"/>
+          </w:tcPr>
+          <w:p>
+            <w:r>
+              <w:t>{%</w:t>
+            </w:r>
+            <w:proofErr w:type="spellStart"/>
+            <w:r>
+              <w:t>tr</w:t>
+            </w:r>
+            <w:proofErr w:type="spellEnd"/>
+            <w:r>
+              <w:t xml:space="preserve"> </w:t>
+            </w:r>
+            <w:proofErr w:type="spellStart"/>
+            <w:r>
+              <w:t>endfor</w:t>
+            </w:r>
+            <w:proofErr w:type="spellEnd"/>
+            <w:r>
+              <w:t xml:space="preserve"> %}</w:t>
             </w:r>
           </w:p>
         </w:tc>
@@ -666,6 +832,7 @@
               <w:top w:val="single" w:sz="6" w:space="0" w:color="auto"/>
               <w:bottom w:val="single" w:sz="6" w:space="0" w:color="auto"/>
             </w:tcBorders>
+            <w:vAlign w:val="bottom"/>
           </w:tcPr>
           <w:p>
             <w:pPr>
@@ -689,6 +856,7 @@
               <w:top w:val="single" w:sz="6" w:space="0" w:color="auto"/>
               <w:bottom w:val="single" w:sz="6" w:space="0" w:color="auto"/>
             </w:tcBorders>
+            <w:vAlign w:val="bottom"/>
           </w:tcPr>
           <w:p/>
         </w:tc>
@@ -712,7 +880,6 @@
       <w:tblPr>
         <w:tblW w:w="5000" w:type="pct"/>
         <w:tblInd w:w="7" w:type="dxa"/>
-        <w:tblLayout w:type="autofit"/>
         <w:tblCellMar>
           <w:left w:w="1" w:type="dxa"/>
           <w:right w:w="1" w:type="dxa"/>
@@ -720,8 +887,8 @@
         <w:tblLook w:val="0000" w:firstRow="0" w:lastRow="0" w:firstColumn="0" w:lastColumn="0" w:noHBand="0" w:noVBand="0"/>
       </w:tblPr>
       <w:tblGrid>
-        <w:gridCol w:w="5682"/>
-        <w:gridCol w:w="8651"/>
+        <w:gridCol w:w="5777"/>
+        <w:gridCol w:w="8795"/>
       </w:tblGrid>
       <w:tr>
         <w:trPr>
@@ -804,6 +971,7 @@
               </w:rPr>
               <w:t>.</w:t>
             </w:r>
+            <w:proofErr w:type="spellStart"/>
             <w:r>
               <w:rPr>
                 <w:rFonts w:ascii="Tahoma" w:hAnsi="Tahoma" w:cs="Tahoma"/>
@@ -812,6 +980,7 @@
               </w:rPr>
               <w:t>pdf</w:t>
             </w:r>
+            <w:proofErr w:type="spellEnd"/>
           </w:p>
         </w:tc>
       </w:tr>
@@ -846,10 +1015,10 @@
         <w:tblLook w:val="0000" w:firstRow="0" w:lastRow="0" w:firstColumn="0" w:lastColumn="0" w:noHBand="0" w:noVBand="0"/>
       </w:tblPr>
       <w:tblGrid>
-        <w:gridCol w:w="2371"/>
-        <w:gridCol w:w="709"/>
-        <w:gridCol w:w="9921"/>
+        <w:gridCol w:w="3363"/>
         <w:gridCol w:w="1134"/>
+        <w:gridCol w:w="8334"/>
+        <w:gridCol w:w="1711"/>
       </w:tblGrid>
       <w:tr>
         <w:trPr>
@@ -857,9 +1026,10 @@
         </w:trPr>
         <w:tc>
           <w:tcPr>
-            <w:tcW w:w="3118" w:type="dxa"/>
+            <w:tcW w:w="3363" w:type="dxa"/>
             <w:tcBorders>
               <w:top w:val="single" w:sz="12" w:space="0" w:color="auto"/>
+              <w:left w:val="single" w:sz="12" w:space="0" w:color="auto"/>
               <w:bottom w:val="single" w:sz="6" w:space="0" w:color="auto"/>
             </w:tcBorders>
             <w:vAlign w:val="center"/>
@@ -892,7 +1062,7 @@
         </w:tc>
         <w:tc>
           <w:tcPr>
-            <w:tcW w:w="850" w:type="dxa"/>
+            <w:tcW w:w="1134" w:type="dxa"/>
             <w:tcBorders>
               <w:top w:val="single" w:sz="12" w:space="0" w:color="auto"/>
               <w:bottom w:val="single" w:sz="6" w:space="0" w:color="auto"/>
@@ -928,7 +1098,7 @@
         </w:tc>
         <w:tc>
           <w:tcPr>
-            <w:tcW w:w="4535" w:type="dxa"/>
+            <w:tcW w:w="8334" w:type="dxa"/>
             <w:tcBorders>
               <w:top w:val="single" w:sz="12" w:space="0" w:color="auto"/>
               <w:bottom w:val="single" w:sz="6" w:space="0" w:color="auto"/>
@@ -963,10 +1133,11 @@
         </w:tc>
         <w:tc>
           <w:tcPr>
-            <w:tcW w:w="1134" w:type="dxa"/>
+            <w:tcW w:w="1711" w:type="dxa"/>
             <w:tcBorders>
               <w:top w:val="single" w:sz="12" w:space="0" w:color="auto"/>
               <w:bottom w:val="single" w:sz="6" w:space="0" w:color="auto"/>
+              <w:right w:val="single" w:sz="12" w:space="0" w:color="auto"/>
             </w:tcBorders>
             <w:vAlign w:val="center"/>
           </w:tcPr>
@@ -1001,12 +1172,11 @@
         <w:tblPrEx>
           <w:tblBorders>
             <w:top w:val="none" w:sz="0" w:space="0" w:color="auto"/>
-            <w:bottom w:val="single" w:sz="12" w:space="0" w:color="auto"/>
           </w:tblBorders>
         </w:tblPrEx>
         <w:tc>
           <w:tcPr>
-            <w:tcW w:w="3118" w:type="dxa"/>
+            <w:tcW w:w="3363" w:type="dxa"/>
             <w:tcBorders>
               <w:top w:val="nil"/>
               <w:left w:val="single" w:sz="12" w:space="0" w:color="auto"/>
@@ -1018,16 +1188,24 @@
           <w:p>
             <w:pPr>
               <w:ind w:left="113"/>
-              <w:jc w:val="left"/>
-            </w:pPr>
-            <w:r>
-              <w:t>{%tr for file in arquivos %}</w:t>
-            </w:r>
-          </w:p>
-        </w:tc>
-        <w:tc>
-          <w:tcPr>
-            <w:tcW w:w="850" w:type="dxa"/>
+              <w:jc w:val="center"/>
+            </w:pPr>
+            <w:r>
+              <w:t>{%</w:t>
+            </w:r>
+            <w:proofErr w:type="spellStart"/>
+            <w:r>
+              <w:t>tr</w:t>
+            </w:r>
+            <w:proofErr w:type="spellEnd"/>
+            <w:r>
+              <w:t xml:space="preserve"> for file in arquivos %}</w:t>
+            </w:r>
+          </w:p>
+        </w:tc>
+        <w:tc>
+          <w:tcPr>
+            <w:tcW w:w="1134" w:type="dxa"/>
             <w:tcBorders>
               <w:top w:val="nil"/>
               <w:left w:val="single" w:sz="6" w:space="0" w:color="auto"/>
@@ -1043,7 +1221,7 @@
         </w:tc>
         <w:tc>
           <w:tcPr>
-            <w:tcW w:w="4535" w:type="dxa"/>
+            <w:tcW w:w="8334" w:type="dxa"/>
             <w:tcBorders>
               <w:top w:val="nil"/>
               <w:left w:val="single" w:sz="6" w:space="0" w:color="auto"/>
@@ -1059,7 +1237,7 @@
         </w:tc>
         <w:tc>
           <w:tcPr>
-            <w:tcW w:w="1134" w:type="dxa"/>
+            <w:tcW w:w="1711" w:type="dxa"/>
             <w:tcBorders>
               <w:top w:val="nil"/>
               <w:left w:val="single" w:sz="6" w:space="0" w:color="auto"/>
@@ -1079,12 +1257,11 @@
         <w:tblPrEx>
           <w:tblBorders>
             <w:top w:val="none" w:sz="0" w:space="0" w:color="auto"/>
-            <w:bottom w:val="single" w:sz="12" w:space="0" w:color="auto"/>
           </w:tblBorders>
         </w:tblPrEx>
         <w:tc>
           <w:tcPr>
-            <w:tcW w:w="3118" w:type="dxa"/>
+            <w:tcW w:w="3363" w:type="dxa"/>
             <w:tcBorders>
               <w:top w:val="nil"/>
               <w:left w:val="single" w:sz="12" w:space="0" w:color="auto"/>
@@ -1096,20 +1273,45 @@
           <w:p>
             <w:pPr>
               <w:ind w:left="113"/>
-              <w:jc w:val="left"/>
-            </w:pPr>
-            <w:r>
-              <w:rPr>
-                <w:rFonts w:ascii="Tahoma" w:hAnsi="Tahoma"/>
-                <w:sz w:val="20"/>
-              </w:rPr>
-              <w:t>{{ file.arquivo }}</w:t>
-            </w:r>
-          </w:p>
-        </w:tc>
-        <w:tc>
-          <w:tcPr>
-            <w:tcW w:w="850" w:type="dxa"/>
+              <w:jc w:val="center"/>
+            </w:pPr>
+            <w:proofErr w:type="gramStart"/>
+            <w:r>
+              <w:rPr>
+                <w:rFonts w:ascii="Tahoma" w:hAnsi="Tahoma"/>
+                <w:sz w:val="20"/>
+              </w:rPr>
+              <w:t xml:space="preserve">{{ </w:t>
+            </w:r>
+            <w:proofErr w:type="spellStart"/>
+            <w:r>
+              <w:rPr>
+                <w:rFonts w:ascii="Tahoma" w:hAnsi="Tahoma"/>
+                <w:sz w:val="20"/>
+              </w:rPr>
+              <w:t>file</w:t>
+            </w:r>
+            <w:proofErr w:type="gramEnd"/>
+            <w:r>
+              <w:rPr>
+                <w:rFonts w:ascii="Tahoma" w:hAnsi="Tahoma"/>
+                <w:sz w:val="20"/>
+              </w:rPr>
+              <w:t>.arquivo</w:t>
+            </w:r>
+            <w:proofErr w:type="spellEnd"/>
+            <w:r>
+              <w:rPr>
+                <w:rFonts w:ascii="Tahoma" w:hAnsi="Tahoma"/>
+                <w:sz w:val="20"/>
+              </w:rPr>
+              <w:t xml:space="preserve"> }}</w:t>
+            </w:r>
+          </w:p>
+        </w:tc>
+        <w:tc>
+          <w:tcPr>
+            <w:tcW w:w="1134" w:type="dxa"/>
             <w:tcBorders>
               <w:top w:val="nil"/>
               <w:left w:val="single" w:sz="6" w:space="0" w:color="auto"/>
@@ -1121,18 +1323,59 @@
             <w:pPr>
               <w:jc w:val="center"/>
             </w:pPr>
-            <w:r>
-              <w:rPr>
-                <w:rFonts w:ascii="Tahoma" w:hAnsi="Tahoma"/>
-                <w:sz w:val="20"/>
-              </w:rPr>
-              <w:t>{{ file.numero_folha }}</w:t>
-            </w:r>
-          </w:p>
-        </w:tc>
-        <w:tc>
-          <w:tcPr>
-            <w:tcW w:w="4535" w:type="dxa"/>
+            <w:proofErr w:type="gramStart"/>
+            <w:r>
+              <w:rPr>
+                <w:rFonts w:ascii="Tahoma" w:hAnsi="Tahoma"/>
+                <w:sz w:val="20"/>
+              </w:rPr>
+              <w:t xml:space="preserve">{{ </w:t>
+            </w:r>
+            <w:proofErr w:type="spellStart"/>
+            <w:r>
+              <w:rPr>
+                <w:rFonts w:ascii="Tahoma" w:hAnsi="Tahoma"/>
+                <w:sz w:val="20"/>
+              </w:rPr>
+              <w:t>file</w:t>
+            </w:r>
+            <w:proofErr w:type="gramEnd"/>
+            <w:r>
+              <w:rPr>
+                <w:rFonts w:ascii="Tahoma" w:hAnsi="Tahoma"/>
+                <w:sz w:val="20"/>
+              </w:rPr>
+              <w:t>.</w:t>
+            </w:r>
+            <w:proofErr w:type="gramStart"/>
+            <w:r>
+              <w:rPr>
+                <w:rFonts w:ascii="Tahoma" w:hAnsi="Tahoma"/>
+                <w:sz w:val="20"/>
+              </w:rPr>
+              <w:t>numero</w:t>
+            </w:r>
+            <w:proofErr w:type="gramEnd"/>
+            <w:r>
+              <w:rPr>
+                <w:rFonts w:ascii="Tahoma" w:hAnsi="Tahoma"/>
+                <w:sz w:val="20"/>
+              </w:rPr>
+              <w:t>_folha</w:t>
+            </w:r>
+            <w:proofErr w:type="spellEnd"/>
+            <w:r>
+              <w:rPr>
+                <w:rFonts w:ascii="Tahoma" w:hAnsi="Tahoma"/>
+                <w:sz w:val="20"/>
+              </w:rPr>
+              <w:t xml:space="preserve"> }}</w:t>
+            </w:r>
+          </w:p>
+        </w:tc>
+        <w:tc>
+          <w:tcPr>
+            <w:tcW w:w="8334" w:type="dxa"/>
             <w:tcBorders>
               <w:top w:val="nil"/>
               <w:left w:val="single" w:sz="6" w:space="0" w:color="auto"/>
@@ -1144,18 +1387,43 @@
             <w:pPr>
               <w:jc w:val="center"/>
             </w:pPr>
-            <w:r>
-              <w:rPr>
-                <w:rFonts w:ascii="Tahoma" w:hAnsi="Tahoma"/>
-                <w:sz w:val="20"/>
-              </w:rPr>
-              <w:t>{{ file.descricao }}</w:t>
-            </w:r>
-          </w:p>
-        </w:tc>
-        <w:tc>
-          <w:tcPr>
-            <w:tcW w:w="1134" w:type="dxa"/>
+            <w:proofErr w:type="gramStart"/>
+            <w:r>
+              <w:rPr>
+                <w:rFonts w:ascii="Tahoma" w:hAnsi="Tahoma"/>
+                <w:sz w:val="20"/>
+              </w:rPr>
+              <w:t xml:space="preserve">{{ </w:t>
+            </w:r>
+            <w:proofErr w:type="spellStart"/>
+            <w:r>
+              <w:rPr>
+                <w:rFonts w:ascii="Tahoma" w:hAnsi="Tahoma"/>
+                <w:sz w:val="20"/>
+              </w:rPr>
+              <w:t>file</w:t>
+            </w:r>
+            <w:proofErr w:type="gramEnd"/>
+            <w:r>
+              <w:rPr>
+                <w:rFonts w:ascii="Tahoma" w:hAnsi="Tahoma"/>
+                <w:sz w:val="20"/>
+              </w:rPr>
+              <w:t>.descricao</w:t>
+            </w:r>
+            <w:proofErr w:type="spellEnd"/>
+            <w:r>
+              <w:rPr>
+                <w:rFonts w:ascii="Tahoma" w:hAnsi="Tahoma"/>
+                <w:sz w:val="20"/>
+              </w:rPr>
+              <w:t xml:space="preserve"> }}</w:t>
+            </w:r>
+          </w:p>
+        </w:tc>
+        <w:tc>
+          <w:tcPr>
+            <w:tcW w:w="1711" w:type="dxa"/>
             <w:tcBorders>
               <w:top w:val="nil"/>
               <w:left w:val="single" w:sz="6" w:space="0" w:color="auto"/>
@@ -1168,12 +1436,37 @@
             <w:pPr>
               <w:jc w:val="center"/>
             </w:pPr>
-            <w:r>
-              <w:rPr>
-                <w:rFonts w:ascii="Tahoma" w:hAnsi="Tahoma"/>
-                <w:sz w:val="20"/>
-              </w:rPr>
-              <w:t>{{ file.data_folha }}</w:t>
+            <w:proofErr w:type="gramStart"/>
+            <w:r>
+              <w:rPr>
+                <w:rFonts w:ascii="Tahoma" w:hAnsi="Tahoma"/>
+                <w:sz w:val="20"/>
+              </w:rPr>
+              <w:t xml:space="preserve">{{ </w:t>
+            </w:r>
+            <w:proofErr w:type="spellStart"/>
+            <w:r>
+              <w:rPr>
+                <w:rFonts w:ascii="Tahoma" w:hAnsi="Tahoma"/>
+                <w:sz w:val="20"/>
+              </w:rPr>
+              <w:t>file</w:t>
+            </w:r>
+            <w:proofErr w:type="gramEnd"/>
+            <w:r>
+              <w:rPr>
+                <w:rFonts w:ascii="Tahoma" w:hAnsi="Tahoma"/>
+                <w:sz w:val="20"/>
+              </w:rPr>
+              <w:t>.data_folha</w:t>
+            </w:r>
+            <w:proofErr w:type="spellEnd"/>
+            <w:r>
+              <w:rPr>
+                <w:rFonts w:ascii="Tahoma" w:hAnsi="Tahoma"/>
+                <w:sz w:val="20"/>
+              </w:rPr>
+              <w:t xml:space="preserve"> }}</w:t>
             </w:r>
           </w:p>
         </w:tc>
@@ -1183,16 +1476,15 @@
         <w:tblPrEx>
           <w:tblBorders>
             <w:top w:val="none" w:sz="0" w:space="0" w:color="auto"/>
-            <w:bottom w:val="single" w:sz="12" w:space="0" w:color="auto"/>
           </w:tblBorders>
         </w:tblPrEx>
         <w:tc>
           <w:tcPr>
-            <w:tcW w:w="3118" w:type="dxa"/>
+            <w:tcW w:w="3363" w:type="dxa"/>
             <w:tcBorders>
               <w:top w:val="nil"/>
               <w:left w:val="single" w:sz="12" w:space="0" w:color="auto"/>
-              <w:bottom w:val="nil"/>
+              <w:bottom w:val="single" w:sz="12" w:space="0" w:color="auto"/>
               <w:right w:val="nil"/>
             </w:tcBorders>
             <w:vAlign w:val="center"/>
@@ -1200,20 +1492,36 @@
           <w:p>
             <w:pPr>
               <w:ind w:left="113"/>
-              <w:jc w:val="left"/>
-            </w:pPr>
-            <w:r>
-              <w:t>{%tr endfor %}</w:t>
-            </w:r>
-          </w:p>
-        </w:tc>
-        <w:tc>
-          <w:tcPr>
-            <w:tcW w:w="850" w:type="dxa"/>
+              <w:jc w:val="center"/>
+            </w:pPr>
+            <w:r>
+              <w:t>{%</w:t>
+            </w:r>
+            <w:proofErr w:type="spellStart"/>
+            <w:r>
+              <w:t>tr</w:t>
+            </w:r>
+            <w:proofErr w:type="spellEnd"/>
+            <w:r>
+              <w:t xml:space="preserve"> </w:t>
+            </w:r>
+            <w:proofErr w:type="spellStart"/>
+            <w:r>
+              <w:t>endfor</w:t>
+            </w:r>
+            <w:proofErr w:type="spellEnd"/>
+            <w:r>
+              <w:t xml:space="preserve"> %}</w:t>
+            </w:r>
+          </w:p>
+        </w:tc>
+        <w:tc>
+          <w:tcPr>
+            <w:tcW w:w="1134" w:type="dxa"/>
             <w:tcBorders>
               <w:top w:val="nil"/>
               <w:left w:val="single" w:sz="6" w:space="0" w:color="auto"/>
-              <w:bottom w:val="nil"/>
+              <w:bottom w:val="single" w:sz="12" w:space="0" w:color="auto"/>
             </w:tcBorders>
             <w:vAlign w:val="center"/>
           </w:tcPr>
@@ -1225,11 +1533,11 @@
         </w:tc>
         <w:tc>
           <w:tcPr>
-            <w:tcW w:w="4535" w:type="dxa"/>
+            <w:tcW w:w="8334" w:type="dxa"/>
             <w:tcBorders>
               <w:top w:val="nil"/>
               <w:left w:val="single" w:sz="6" w:space="0" w:color="auto"/>
-              <w:bottom w:val="nil"/>
+              <w:bottom w:val="single" w:sz="12" w:space="0" w:color="auto"/>
             </w:tcBorders>
             <w:vAlign w:val="center"/>
           </w:tcPr>
@@ -1241,11 +1549,11 @@
         </w:tc>
         <w:tc>
           <w:tcPr>
-            <w:tcW w:w="1134" w:type="dxa"/>
+            <w:tcW w:w="1711" w:type="dxa"/>
             <w:tcBorders>
               <w:top w:val="nil"/>
               <w:left w:val="single" w:sz="6" w:space="0" w:color="auto"/>
-              <w:bottom w:val="nil"/>
+              <w:bottom w:val="single" w:sz="12" w:space="0" w:color="auto"/>
               <w:right w:val="single" w:sz="12" w:space="0" w:color="auto"/>
             </w:tcBorders>
             <w:vAlign w:val="center"/>
@@ -1284,11 +1592,6 @@
         </w:rPr>
         <w:t xml:space="preserve">Observação: </w:t>
       </w:r>
-    </w:p>
-    <w:p>
-      <w:pPr>
-        <w:jc w:val="both"/>
-      </w:pPr>
     </w:p>
     <w:sectPr>
       <w:headerReference w:type="default" r:id="rId7"/>

--- a/template.docx
+++ b/template.docx
@@ -129,7 +129,7 @@
               <w:suppressAutoHyphens/>
               <w:spacing w:before="104" w:after="55"/>
               <w:rPr>
-                <w:rFonts w:ascii="Tahoma" w:hAnsi="Tahoma" w:cs="Tahoma"/>
+                <w:rFonts w:ascii="Tahoma" w:hAnsi="Tahoma"/>
                 <w:b/>
                 <w:sz w:val="32"/>
               </w:rPr>
@@ -159,7 +159,16 @@
                 <w:b/>
                 <w:sz w:val="32"/>
               </w:rPr>
-              <w:t>_rep</w:t>
+              <w:t>_</w:t>
+            </w:r>
+            <w:proofErr w:type="gramStart"/>
+            <w:r>
+              <w:rPr>
+                <w:rFonts w:ascii="Tahoma" w:hAnsi="Tahoma"/>
+                <w:b/>
+                <w:sz w:val="32"/>
+              </w:rPr>
+              <w:t>rep</w:t>
             </w:r>
             <w:proofErr w:type="spellEnd"/>
             <w:r>
@@ -168,8 +177,28 @@
                 <w:b/>
                 <w:sz w:val="32"/>
               </w:rPr>
-              <w:t xml:space="preserve"> }}</w:t>
-            </w:r>
+              <w:t xml:space="preserve"> }</w:t>
+            </w:r>
+            <w:proofErr w:type="gramEnd"/>
+            <w:r>
+              <w:rPr>
+                <w:rFonts w:ascii="Tahoma" w:hAnsi="Tahoma"/>
+                <w:b/>
+                <w:sz w:val="32"/>
+              </w:rPr>
+              <w:t>}</w:t>
+            </w:r>
+          </w:p>
+          <w:p>
+            <w:pPr>
+              <w:suppressAutoHyphens/>
+              <w:spacing w:before="104" w:after="55"/>
+              <w:rPr>
+                <w:rFonts w:ascii="Tahoma" w:hAnsi="Tahoma" w:cs="Tahoma"/>
+                <w:b/>
+                <w:sz w:val="32"/>
+              </w:rPr>
+            </w:pPr>
           </w:p>
         </w:tc>
       </w:tr>
@@ -1015,9 +1044,9 @@
         <w:tblLook w:val="0000" w:firstRow="0" w:lastRow="0" w:firstColumn="0" w:lastColumn="0" w:noHBand="0" w:noVBand="0"/>
       </w:tblPr>
       <w:tblGrid>
-        <w:gridCol w:w="3363"/>
-        <w:gridCol w:w="1134"/>
-        <w:gridCol w:w="8334"/>
+        <w:gridCol w:w="2938"/>
+        <w:gridCol w:w="1418"/>
+        <w:gridCol w:w="8475"/>
         <w:gridCol w:w="1711"/>
       </w:tblGrid>
       <w:tr>
@@ -1026,11 +1055,12 @@
         </w:trPr>
         <w:tc>
           <w:tcPr>
-            <w:tcW w:w="3363" w:type="dxa"/>
+            <w:tcW w:w="2938" w:type="dxa"/>
             <w:tcBorders>
               <w:top w:val="single" w:sz="12" w:space="0" w:color="auto"/>
               <w:left w:val="single" w:sz="12" w:space="0" w:color="auto"/>
               <w:bottom w:val="single" w:sz="6" w:space="0" w:color="auto"/>
+              <w:right w:val="single" w:sz="4" w:space="0" w:color="auto"/>
             </w:tcBorders>
             <w:vAlign w:val="center"/>
           </w:tcPr>
@@ -1062,10 +1092,12 @@
         </w:tc>
         <w:tc>
           <w:tcPr>
-            <w:tcW w:w="1134" w:type="dxa"/>
+            <w:tcW w:w="1418" w:type="dxa"/>
             <w:tcBorders>
               <w:top w:val="single" w:sz="12" w:space="0" w:color="auto"/>
-              <w:bottom w:val="single" w:sz="6" w:space="0" w:color="auto"/>
+              <w:left w:val="single" w:sz="4" w:space="0" w:color="auto"/>
+              <w:bottom w:val="single" w:sz="4" w:space="0" w:color="auto"/>
+              <w:right w:val="single" w:sz="4" w:space="0" w:color="auto"/>
             </w:tcBorders>
             <w:vAlign w:val="center"/>
           </w:tcPr>
@@ -1098,10 +1130,12 @@
         </w:tc>
         <w:tc>
           <w:tcPr>
-            <w:tcW w:w="8334" w:type="dxa"/>
+            <w:tcW w:w="8475" w:type="dxa"/>
             <w:tcBorders>
               <w:top w:val="single" w:sz="12" w:space="0" w:color="auto"/>
+              <w:left w:val="single" w:sz="4" w:space="0" w:color="auto"/>
               <w:bottom w:val="single" w:sz="6" w:space="0" w:color="auto"/>
+              <w:right w:val="single" w:sz="4" w:space="0" w:color="auto"/>
             </w:tcBorders>
             <w:vAlign w:val="center"/>
           </w:tcPr>
@@ -1136,6 +1170,7 @@
             <w:tcW w:w="1711" w:type="dxa"/>
             <w:tcBorders>
               <w:top w:val="single" w:sz="12" w:space="0" w:color="auto"/>
+              <w:left w:val="single" w:sz="4" w:space="0" w:color="auto"/>
               <w:bottom w:val="single" w:sz="6" w:space="0" w:color="auto"/>
               <w:right w:val="single" w:sz="12" w:space="0" w:color="auto"/>
             </w:tcBorders>
@@ -1176,7 +1211,7 @@
         </w:tblPrEx>
         <w:tc>
           <w:tcPr>
-            <w:tcW w:w="3363" w:type="dxa"/>
+            <w:tcW w:w="2938" w:type="dxa"/>
             <w:tcBorders>
               <w:top w:val="nil"/>
               <w:left w:val="single" w:sz="12" w:space="0" w:color="auto"/>
@@ -1205,9 +1240,9 @@
         </w:tc>
         <w:tc>
           <w:tcPr>
-            <w:tcW w:w="1134" w:type="dxa"/>
-            <w:tcBorders>
-              <w:top w:val="nil"/>
+            <w:tcW w:w="1418" w:type="dxa"/>
+            <w:tcBorders>
+              <w:top w:val="single" w:sz="4" w:space="0" w:color="auto"/>
               <w:left w:val="single" w:sz="6" w:space="0" w:color="auto"/>
               <w:bottom w:val="nil"/>
             </w:tcBorders>
@@ -1221,7 +1256,7 @@
         </w:tc>
         <w:tc>
           <w:tcPr>
-            <w:tcW w:w="8334" w:type="dxa"/>
+            <w:tcW w:w="8475" w:type="dxa"/>
             <w:tcBorders>
               <w:top w:val="nil"/>
               <w:left w:val="single" w:sz="6" w:space="0" w:color="auto"/>
@@ -1261,7 +1296,7 @@
         </w:tblPrEx>
         <w:tc>
           <w:tcPr>
-            <w:tcW w:w="3363" w:type="dxa"/>
+            <w:tcW w:w="2938" w:type="dxa"/>
             <w:tcBorders>
               <w:top w:val="nil"/>
               <w:left w:val="single" w:sz="12" w:space="0" w:color="auto"/>
@@ -1311,7 +1346,7 @@
         </w:tc>
         <w:tc>
           <w:tcPr>
-            <w:tcW w:w="1134" w:type="dxa"/>
+            <w:tcW w:w="1418" w:type="dxa"/>
             <w:tcBorders>
               <w:top w:val="nil"/>
               <w:left w:val="single" w:sz="6" w:space="0" w:color="auto"/>
@@ -1375,7 +1410,7 @@
         </w:tc>
         <w:tc>
           <w:tcPr>
-            <w:tcW w:w="8334" w:type="dxa"/>
+            <w:tcW w:w="8475" w:type="dxa"/>
             <w:tcBorders>
               <w:top w:val="nil"/>
               <w:left w:val="single" w:sz="6" w:space="0" w:color="auto"/>
@@ -1480,11 +1515,11 @@
         </w:tblPrEx>
         <w:tc>
           <w:tcPr>
-            <w:tcW w:w="3363" w:type="dxa"/>
+            <w:tcW w:w="2938" w:type="dxa"/>
             <w:tcBorders>
               <w:top w:val="nil"/>
               <w:left w:val="single" w:sz="12" w:space="0" w:color="auto"/>
-              <w:bottom w:val="single" w:sz="12" w:space="0" w:color="auto"/>
+              <w:bottom w:val="nil"/>
               <w:right w:val="nil"/>
             </w:tcBorders>
             <w:vAlign w:val="center"/>
@@ -1517,11 +1552,11 @@
         </w:tc>
         <w:tc>
           <w:tcPr>
-            <w:tcW w:w="1134" w:type="dxa"/>
+            <w:tcW w:w="1418" w:type="dxa"/>
             <w:tcBorders>
               <w:top w:val="nil"/>
               <w:left w:val="single" w:sz="6" w:space="0" w:color="auto"/>
-              <w:bottom w:val="single" w:sz="12" w:space="0" w:color="auto"/>
+              <w:bottom w:val="nil"/>
             </w:tcBorders>
             <w:vAlign w:val="center"/>
           </w:tcPr>
@@ -1533,11 +1568,11 @@
         </w:tc>
         <w:tc>
           <w:tcPr>
-            <w:tcW w:w="8334" w:type="dxa"/>
+            <w:tcW w:w="8475" w:type="dxa"/>
             <w:tcBorders>
               <w:top w:val="nil"/>
               <w:left w:val="single" w:sz="6" w:space="0" w:color="auto"/>
-              <w:bottom w:val="single" w:sz="12" w:space="0" w:color="auto"/>
+              <w:bottom w:val="nil"/>
             </w:tcBorders>
             <w:vAlign w:val="center"/>
           </w:tcPr>
@@ -1553,7 +1588,81 @@
             <w:tcBorders>
               <w:top w:val="nil"/>
               <w:left w:val="single" w:sz="6" w:space="0" w:color="auto"/>
-              <w:bottom w:val="single" w:sz="12" w:space="0" w:color="auto"/>
+              <w:bottom w:val="nil"/>
+              <w:right w:val="single" w:sz="12" w:space="0" w:color="auto"/>
+            </w:tcBorders>
+            <w:vAlign w:val="center"/>
+          </w:tcPr>
+          <w:p>
+            <w:pPr>
+              <w:jc w:val="center"/>
+            </w:pPr>
+          </w:p>
+        </w:tc>
+      </w:tr>
+      <w:tr>
+        <w:tblPrEx>
+          <w:tblBorders>
+            <w:top w:val="none" w:sz="0" w:space="0" w:color="auto"/>
+          </w:tblBorders>
+        </w:tblPrEx>
+        <w:tc>
+          <w:tcPr>
+            <w:tcW w:w="2938" w:type="dxa"/>
+            <w:tcBorders>
+              <w:top w:val="nil"/>
+              <w:left w:val="single" w:sz="12" w:space="0" w:color="auto"/>
+              <w:bottom w:val="single" w:sz="4" w:space="0" w:color="auto"/>
+              <w:right w:val="nil"/>
+            </w:tcBorders>
+            <w:vAlign w:val="center"/>
+          </w:tcPr>
+          <w:p>
+            <w:pPr>
+              <w:ind w:left="113"/>
+              <w:jc w:val="center"/>
+            </w:pPr>
+          </w:p>
+        </w:tc>
+        <w:tc>
+          <w:tcPr>
+            <w:tcW w:w="1418" w:type="dxa"/>
+            <w:tcBorders>
+              <w:top w:val="nil"/>
+              <w:left w:val="single" w:sz="6" w:space="0" w:color="auto"/>
+              <w:bottom w:val="single" w:sz="4" w:space="0" w:color="auto"/>
+            </w:tcBorders>
+            <w:vAlign w:val="center"/>
+          </w:tcPr>
+          <w:p>
+            <w:pPr>
+              <w:jc w:val="center"/>
+            </w:pPr>
+          </w:p>
+        </w:tc>
+        <w:tc>
+          <w:tcPr>
+            <w:tcW w:w="8475" w:type="dxa"/>
+            <w:tcBorders>
+              <w:top w:val="nil"/>
+              <w:left w:val="single" w:sz="6" w:space="0" w:color="auto"/>
+              <w:bottom w:val="single" w:sz="4" w:space="0" w:color="auto"/>
+            </w:tcBorders>
+            <w:vAlign w:val="center"/>
+          </w:tcPr>
+          <w:p>
+            <w:pPr>
+              <w:jc w:val="center"/>
+            </w:pPr>
+          </w:p>
+        </w:tc>
+        <w:tc>
+          <w:tcPr>
+            <w:tcW w:w="1711" w:type="dxa"/>
+            <w:tcBorders>
+              <w:top w:val="nil"/>
+              <w:left w:val="single" w:sz="6" w:space="0" w:color="auto"/>
+              <w:bottom w:val="single" w:sz="4" w:space="0" w:color="auto"/>
               <w:right w:val="single" w:sz="12" w:space="0" w:color="auto"/>
             </w:tcBorders>
             <w:vAlign w:val="center"/>
@@ -1590,6 +1699,7 @@
           <w:sz w:val="28"/>
           <w:szCs w:val="28"/>
         </w:rPr>
+        <w:lastRenderedPageBreak/>
         <w:t xml:space="preserve">Observação: </w:t>
       </w:r>
     </w:p>
